--- a/Horaires profs 2026-2027/Horaire - Felipe Andres Quesney Andrade.docx
+++ b/Horaires profs 2026-2027/Horaire - Felipe Andres Quesney Andrade.docx
@@ -22,7 +22,7 @@
         <w:pBdr>
           <w:bottom w:val="single" w:color="1F3864" w:sz="6" w:space="8"/>
         </w:pBdr>
-        <w:spacing w:after="400"/>
+        <w:spacing w:after="120"/>
       </w:pPr>
       <w:r>
         <w:rPr>
@@ -31,6 +31,77 @@
           <w:szCs w:val="22"/>
         </w:rPr>
         <w:t xml:space="preserve">Horaires — Cycle annuel 2026-2027</w:t>
+      </w:r>
+    </w:p>
+    <w:p>
+      <w:pPr>
+        <w:tabs>
+          <w:tab w:val="right" w:pos="9026"/>
+        </w:tabs>
+        <w:spacing w:after="140" w:before="320"/>
+      </w:pPr>
+      <w:r>
+        <w:rPr>
+          <w:b/>
+          <w:bCs/>
+          <w:color w:val="1F3864"/>
+          <w:sz w:val="26"/>
+          <w:szCs w:val="26"/>
+        </w:rPr>
+        <w:t xml:space="preserve">Cours collectifs</w:t>
+      </w:r>
+      <w:r>
+        <w:rPr>
+          <w:b/>
+          <w:bCs/>
+          <w:color w:val="595959"/>
+          <w:sz w:val="24"/>
+          <w:szCs w:val="24"/>
+        </w:rPr>
+        <w:t xml:space="preserve">	0h</w:t>
+      </w:r>
+    </w:p>
+    <w:p>
+      <w:pPr>
+        <w:spacing w:after="60"/>
+      </w:pPr>
+      <w:r>
+        <w:rPr>
+          <w:i/>
+          <w:iCs/>
+          <w:color w:val="595959"/>
+          <w:sz w:val="22"/>
+          <w:szCs w:val="22"/>
+        </w:rPr>
+        <w:t xml:space="preserve">Aucun</w:t>
+      </w:r>
+    </w:p>
+    <w:p>
+      <w:pPr>
+        <w:tabs>
+          <w:tab w:val="right" w:pos="9026"/>
+        </w:tabs>
+        <w:spacing w:after="140" w:before="320"/>
+      </w:pPr>
+      <w:r>
+        <w:rPr>
+          <w:b/>
+          <w:bCs/>
+          <w:color w:val="1F3864"/>
+          <w:sz w:val="26"/>
+          <w:szCs w:val="26"/>
+        </w:rPr>
+        <w:t xml:space="preserve">Cours privés</w:t>
+      </w:r>
+      <w:r>
+        <w:rPr>
+          <w:b/>
+          <w:bCs/>
+          <w:color w:val="595959"/>
+          <w:sz w:val="24"/>
+          <w:szCs w:val="24"/>
+        </w:rPr>
+        <w:t xml:space="preserve">	1h</w:t>
       </w:r>
     </w:p>
     <w:tbl>
@@ -61,9 +132,9 @@
             </w:tcBorders>
             <w:shd w:fill="F2F5FA" w:color="auto" w:val="clear"/>
             <w:tcMar>
-              <w:top w:type="dxa" w:w="120"/>
+              <w:top w:type="dxa" w:w="110"/>
               <w:left w:type="dxa" w:w="140"/>
-              <w:bottom w:type="dxa" w:w="120"/>
+              <w:bottom w:type="dxa" w:w="110"/>
               <w:right w:type="dxa" w:w="140"/>
             </w:tcMar>
           </w:tcPr>
@@ -91,9 +162,9 @@
             </w:tcBorders>
             <w:shd w:fill="F2F5FA" w:color="auto" w:val="clear"/>
             <w:tcMar>
-              <w:top w:type="dxa" w:w="120"/>
+              <w:top w:type="dxa" w:w="110"/>
               <w:left w:type="dxa" w:w="140"/>
-              <w:bottom w:type="dxa" w:w="120"/>
+              <w:bottom w:type="dxa" w:w="110"/>
               <w:right w:type="dxa" w:w="140"/>
             </w:tcMar>
           </w:tcPr>
@@ -109,6 +180,37 @@
         </w:tc>
       </w:tr>
     </w:tbl>
+    <w:p>
+      <w:pPr>
+        <w:pBdr>
+          <w:top w:val="single" w:color="1F3864" w:sz="6" w:space="10"/>
+        </w:pBdr>
+        <w:tabs>
+          <w:tab w:val="right" w:pos="9026"/>
+        </w:tabs>
+        <w:spacing w:before="420"/>
+      </w:pPr>
+      <w:r>
+        <w:rPr>
+          <w:b/>
+          <w:bCs/>
+          <w:color w:val="1F3864"/>
+          <w:sz w:val="26"/>
+          <w:szCs w:val="26"/>
+        </w:rPr>
+        <w:t xml:space="preserve">Total par semaine</w:t>
+      </w:r>
+      <w:r>
+        <w:rPr>
+          <w:b/>
+          <w:bCs/>
+          <w:color w:val="1F3864"/>
+          <w:sz w:val="30"/>
+          <w:szCs w:val="30"/>
+        </w:rPr>
+        <w:t xml:space="preserve">	1h</w:t>
+      </w:r>
+    </w:p>
     <w:sectPr>
       <w:pgSz w:w="11906" w:h="16838" w:orient="portrait"/>
       <w:pgMar w:top="1134" w:right="1134" w:bottom="1134" w:left="1134" w:header="708" w:footer="708" w:gutter="0"/>
